--- a/paper/Smith Tactical Experiment In Stride Analysis.docx
+++ b/paper/Smith Tactical Experiment In Stride Analysis.docx
@@ -179,7 +179,55 @@
           <w:sz w:val="24"/>
           <w:szCs w:val="24"/>
         </w:rPr>
-        <w:t xml:space="preserve">During operational experiments, tactical networks can generate large volumes of data in the form of packet capture data, system logs, instrumentation measurements, and even manual data entries. As tactical networks have evolved from low-throughput radio systems to high-capacity IP-enabled networks, this data can easily exceed 1 TB per day, making it difficult to process and extract insights in near-real time to track exercise event and inform upcoming exercise decisions. </w:t>
+        <w:t xml:space="preserve">During operational experiments, tactical networks can generate large volumes of data in the form of packet </w:t>
+      </w:r>
+      <w:proofErr w:type="gramStart"/>
+      <w:r>
+        <w:rPr>
+          <w:sz w:val="24"/>
+          <w:szCs w:val="24"/>
+        </w:rPr>
+        <w:t>capture</w:t>
+      </w:r>
+      <w:proofErr w:type="gramEnd"/>
+      <w:r>
+        <w:rPr>
+          <w:sz w:val="24"/>
+          <w:szCs w:val="24"/>
+        </w:rPr>
+        <w:t xml:space="preserve"> data, system logs, instrumentation measurements, and even manual data entries. As tactical networks have evolved from low-</w:t>
+      </w:r>
+      <w:proofErr w:type="gramStart"/>
+      <w:r>
+        <w:rPr>
+          <w:sz w:val="24"/>
+          <w:szCs w:val="24"/>
+        </w:rPr>
+        <w:t>throughput</w:t>
+      </w:r>
+      <w:proofErr w:type="gramEnd"/>
+      <w:r>
+        <w:rPr>
+          <w:sz w:val="24"/>
+          <w:szCs w:val="24"/>
+        </w:rPr>
+        <w:t xml:space="preserve"> radio systems to high-capacity IP-enabled networks, this data can easily exceed 1 TB per day, making it difficult to process and extract insights in near-real time to track exercise </w:t>
+      </w:r>
+      <w:proofErr w:type="gramStart"/>
+      <w:r>
+        <w:rPr>
+          <w:sz w:val="24"/>
+          <w:szCs w:val="24"/>
+        </w:rPr>
+        <w:t>event</w:t>
+      </w:r>
+      <w:proofErr w:type="gramEnd"/>
+      <w:r>
+        <w:rPr>
+          <w:sz w:val="24"/>
+          <w:szCs w:val="24"/>
+        </w:rPr>
+        <w:t xml:space="preserve"> and inform upcoming exercise decisions. </w:t>
       </w:r>
       <w:bookmarkEnd w:id="0"/>
       <w:r>
@@ -312,7 +360,6 @@
           <w:id w:val="-1205249259"/>
           <w:citation/>
         </w:sdtPr>
-        <w:sdtEndPr/>
         <w:sdtContent>
           <w:r>
             <w:fldChar w:fldCharType="begin"/>
@@ -372,7 +419,6 @@
           <w:id w:val="801276303"/>
           <w:citation/>
         </w:sdtPr>
-        <w:sdtEndPr/>
         <w:sdtContent>
           <w:r>
             <w:fldChar w:fldCharType="begin"/>
@@ -401,14 +447,21 @@
         <w:t xml:space="preserve"> </w:t>
       </w:r>
       <w:r>
-        <w:t xml:space="preserve">In this respect, PC is similar to other JADC2 and AI integration efforts from across the Department of Defense (DoD), such as the Navy’s Project Overmatch, the Marine Corps’ Global Analytics Platform, and the Air Force’s Air Battle Management System </w:t>
+        <w:t xml:space="preserve">In this respect, PC is </w:t>
+      </w:r>
+      <w:proofErr w:type="gramStart"/>
+      <w:r>
+        <w:t>similar to</w:t>
+      </w:r>
+      <w:proofErr w:type="gramEnd"/>
+      <w:r>
+        <w:t xml:space="preserve"> other JADC2 and AI integration efforts from across the Department of Defense (DoD), such as the Navy’s Project Overmatch, the Marine Corps’ Global Analytics Platform, and the Air Force’s Air Battle Management System </w:t>
       </w:r>
       <w:sdt>
         <w:sdtPr>
           <w:id w:val="-1145659829"/>
           <w:citation/>
         </w:sdtPr>
-        <w:sdtEndPr/>
         <w:sdtContent>
           <w:r>
             <w:fldChar w:fldCharType="begin"/>
@@ -539,7 +592,6 @@
           <w:id w:val="-504976657"/>
           <w:citation/>
         </w:sdtPr>
-        <w:sdtEndPr/>
         <w:sdtContent>
           <w:r>
             <w:fldChar w:fldCharType="begin"/>
@@ -600,7 +652,13 @@
         <w:t xml:space="preserve"> and observations</w:t>
       </w:r>
       <w:r>
-        <w:t xml:space="preserve"> in near-real time to track exercise event and inform upcoming exercise decisions.</w:t>
+        <w:t xml:space="preserve"> in near-real time to track exercise event</w:t>
+      </w:r>
+      <w:r>
+        <w:t>s</w:t>
+      </w:r>
+      <w:r>
+        <w:t xml:space="preserve"> and inform upcoming exercise decisions.</w:t>
       </w:r>
       <w:r>
         <w:t xml:space="preserve"> </w:t>
@@ -871,7 +929,15 @@
     </w:p>
     <w:p>
       <w:r>
-        <w:t>This paper is organized into four sections. The initial section outlies how the team scoped the problem to include the limitation</w:t>
+        <w:t xml:space="preserve">This paper is organized into four sections. The initial section </w:t>
+      </w:r>
+      <w:proofErr w:type="gramStart"/>
+      <w:r>
+        <w:t>outlies</w:t>
+      </w:r>
+      <w:proofErr w:type="gramEnd"/>
+      <w:r>
+        <w:t xml:space="preserve"> how the team scoped the problem to include the limitation</w:t>
       </w:r>
       <w:r>
         <w:t>s</w:t>
@@ -913,7 +979,15 @@
         <w:t xml:space="preserve">the data analysis methods, processes, and tools employed to go from raw exercise network and observer data to </w:t>
       </w:r>
       <w:r>
-        <w:t>finished analysis in a short time period to inform decision makers.</w:t>
+        <w:t xml:space="preserve">finished analysis in a short </w:t>
+      </w:r>
+      <w:proofErr w:type="gramStart"/>
+      <w:r>
+        <w:t>time period</w:t>
+      </w:r>
+      <w:proofErr w:type="gramEnd"/>
+      <w:r>
+        <w:t xml:space="preserve"> to inform decision makers.</w:t>
       </w:r>
       <w:r>
         <w:t xml:space="preserve"> </w:t>
@@ -1348,7 +1422,21 @@
         <w:rPr>
           <w:bCs/>
         </w:rPr>
-        <w:t xml:space="preserve">that utilized </w:t>
+        <w:t xml:space="preserve">that </w:t>
+      </w:r>
+      <w:proofErr w:type="gramStart"/>
+      <w:r>
+        <w:rPr>
+          <w:bCs/>
+        </w:rPr>
+        <w:t>utilized</w:t>
+      </w:r>
+      <w:proofErr w:type="gramEnd"/>
+      <w:r>
+        <w:rPr>
+          <w:bCs/>
+        </w:rPr>
+        <w:t xml:space="preserve"> </w:t>
       </w:r>
       <w:r>
         <w:rPr>
@@ -1378,7 +1466,21 @@
         <w:rPr>
           <w:bCs/>
         </w:rPr>
-        <w:t xml:space="preserve">As a results, our </w:t>
+        <w:t xml:space="preserve">As a </w:t>
+      </w:r>
+      <w:proofErr w:type="gramStart"/>
+      <w:r>
+        <w:rPr>
+          <w:bCs/>
+        </w:rPr>
+        <w:t>results</w:t>
+      </w:r>
+      <w:proofErr w:type="gramEnd"/>
+      <w:r>
+        <w:rPr>
+          <w:bCs/>
+        </w:rPr>
+        <w:t xml:space="preserve">, our </w:t>
       </w:r>
       <w:r>
         <w:rPr>
@@ -1613,7 +1715,6 @@
           <w:id w:val="980271764"/>
           <w:citation/>
         </w:sdtPr>
-        <w:sdtEndPr/>
         <w:sdtContent>
           <w:r>
             <w:rPr>
@@ -1664,8 +1765,16 @@
         <w:rPr>
           <w:rFonts w:ascii="Calibri" w:hAnsi="Calibri" w:cs="Calibri"/>
         </w:rPr>
-        <w:t>The ARL-CISD process can be summarized as (1) extract</w:t>
-      </w:r>
+        <w:t xml:space="preserve">The ARL-CISD process can be summarized as (1) </w:t>
+      </w:r>
+      <w:proofErr w:type="gramStart"/>
+      <w:r>
+        <w:rPr>
+          <w:rFonts w:ascii="Calibri" w:hAnsi="Calibri" w:cs="Calibri"/>
+        </w:rPr>
+        <w:t>extract</w:t>
+      </w:r>
+      <w:proofErr w:type="gramEnd"/>
       <w:r>
         <w:rPr>
           <w:rFonts w:ascii="Calibri" w:hAnsi="Calibri" w:cs="Calibri"/>
@@ -1678,18 +1787,28 @@
         </w:rPr>
         <w:t xml:space="preserve"> data, (2) </w:t>
       </w:r>
-      <w:r>
-        <w:rPr>
-          <w:rFonts w:ascii="Calibri" w:hAnsi="Calibri" w:cs="Calibri"/>
-        </w:rPr>
-        <w:t xml:space="preserve">reduce raw data, (3) </w:t>
-      </w:r>
+      <w:proofErr w:type="gramStart"/>
+      <w:r>
+        <w:rPr>
+          <w:rFonts w:ascii="Calibri" w:hAnsi="Calibri" w:cs="Calibri"/>
+        </w:rPr>
+        <w:t>reduce</w:t>
+      </w:r>
+      <w:proofErr w:type="gramEnd"/>
+      <w:r>
+        <w:rPr>
+          <w:rFonts w:ascii="Calibri" w:hAnsi="Calibri" w:cs="Calibri"/>
+        </w:rPr>
+        <w:t xml:space="preserve"> raw data, (3) </w:t>
+      </w:r>
+      <w:proofErr w:type="gramStart"/>
       <w:r>
         <w:rPr>
           <w:rFonts w:ascii="Calibri" w:hAnsi="Calibri" w:cs="Calibri"/>
         </w:rPr>
         <w:t>run</w:t>
       </w:r>
+      <w:proofErr w:type="gramEnd"/>
       <w:r>
         <w:rPr>
           <w:rFonts w:ascii="Calibri" w:hAnsi="Calibri" w:cs="Calibri"/>
@@ -1720,17 +1839,33 @@
         </w:rPr>
         <w:t xml:space="preserve">able data model, (4) </w:t>
       </w:r>
-      <w:r>
-        <w:rPr>
-          <w:rFonts w:ascii="Calibri" w:hAnsi="Calibri" w:cs="Calibri"/>
-        </w:rPr>
-        <w:t xml:space="preserve">run quality assurance reports, and (5) </w:t>
-      </w:r>
-      <w:r>
-        <w:rPr>
-          <w:rFonts w:ascii="Calibri" w:hAnsi="Calibri" w:cs="Calibri"/>
-        </w:rPr>
-        <w:t xml:space="preserve">deliver data ready for analysts and evaluators. </w:t>
+      <w:proofErr w:type="gramStart"/>
+      <w:r>
+        <w:rPr>
+          <w:rFonts w:ascii="Calibri" w:hAnsi="Calibri" w:cs="Calibri"/>
+        </w:rPr>
+        <w:t>run</w:t>
+      </w:r>
+      <w:proofErr w:type="gramEnd"/>
+      <w:r>
+        <w:rPr>
+          <w:rFonts w:ascii="Calibri" w:hAnsi="Calibri" w:cs="Calibri"/>
+        </w:rPr>
+        <w:t xml:space="preserve"> quality assurance reports, and (5) </w:t>
+      </w:r>
+      <w:proofErr w:type="gramStart"/>
+      <w:r>
+        <w:rPr>
+          <w:rFonts w:ascii="Calibri" w:hAnsi="Calibri" w:cs="Calibri"/>
+        </w:rPr>
+        <w:t>deliver</w:t>
+      </w:r>
+      <w:proofErr w:type="gramEnd"/>
+      <w:r>
+        <w:rPr>
+          <w:rFonts w:ascii="Calibri" w:hAnsi="Calibri" w:cs="Calibri"/>
+        </w:rPr>
+        <w:t xml:space="preserve"> data ready for analysts and evaluators. </w:t>
       </w:r>
       <w:r>
         <w:rPr>
@@ -2093,7 +2228,21 @@
         <w:rPr>
           <w:rFonts w:ascii="Calibri" w:hAnsi="Calibri" w:cs="Calibri"/>
         </w:rPr>
-        <w:t>integrate manual collection through a Digital Execution Checklist (Digital ExCheck)</w:t>
+        <w:t xml:space="preserve">integrate manual collection through a Digital Execution Checklist (Digital </w:t>
+      </w:r>
+      <w:proofErr w:type="spellStart"/>
+      <w:r>
+        <w:rPr>
+          <w:rFonts w:ascii="Calibri" w:hAnsi="Calibri" w:cs="Calibri"/>
+        </w:rPr>
+        <w:t>ExCheck</w:t>
+      </w:r>
+      <w:proofErr w:type="spellEnd"/>
+      <w:r>
+        <w:rPr>
+          <w:rFonts w:ascii="Calibri" w:hAnsi="Calibri" w:cs="Calibri"/>
+        </w:rPr>
+        <w:t>)</w:t>
       </w:r>
       <w:r>
         <w:rPr>
@@ -2304,7 +2453,21 @@
         <w:rPr>
           <w:rFonts w:ascii="Calibri" w:hAnsi="Calibri" w:cs="Calibri"/>
         </w:rPr>
-        <w:t>The result of step 2 is thus a query-able data model that is accessible to analyst and evaluators across the community.</w:t>
+        <w:t xml:space="preserve">The result of step 2 is thus a query-able data model that is accessible to </w:t>
+      </w:r>
+      <w:proofErr w:type="gramStart"/>
+      <w:r>
+        <w:rPr>
+          <w:rFonts w:ascii="Calibri" w:hAnsi="Calibri" w:cs="Calibri"/>
+        </w:rPr>
+        <w:t>analyst</w:t>
+      </w:r>
+      <w:proofErr w:type="gramEnd"/>
+      <w:r>
+        <w:rPr>
+          <w:rFonts w:ascii="Calibri" w:hAnsi="Calibri" w:cs="Calibri"/>
+        </w:rPr>
+        <w:t xml:space="preserve"> and evaluators across the community.</w:t>
       </w:r>
       <w:r>
         <w:rPr>
@@ -2337,11 +2500,19 @@
         </w:rPr>
         <w:t xml:space="preserve"> </w:t>
       </w:r>
-      <w:r>
-        <w:rPr>
-          <w:rFonts w:ascii="Calibri" w:hAnsi="Calibri" w:cs="Calibri"/>
-        </w:rPr>
-        <w:t xml:space="preserve">are able to apply a variety of data science methods to </w:t>
+      <w:proofErr w:type="gramStart"/>
+      <w:r>
+        <w:rPr>
+          <w:rFonts w:ascii="Calibri" w:hAnsi="Calibri" w:cs="Calibri"/>
+        </w:rPr>
+        <w:t>are able to</w:t>
+      </w:r>
+      <w:proofErr w:type="gramEnd"/>
+      <w:r>
+        <w:rPr>
+          <w:rFonts w:ascii="Calibri" w:hAnsi="Calibri" w:cs="Calibri"/>
+        </w:rPr>
+        <w:t xml:space="preserve"> apply a variety of data science methods to </w:t>
       </w:r>
       <w:r>
         <w:rPr>
@@ -2389,7 +2560,21 @@
         <w:rPr>
           <w:rFonts w:ascii="Calibri" w:hAnsi="Calibri" w:cs="Calibri"/>
         </w:rPr>
-        <w:t>This environment was available on SIPR networks, and thus allowed analysts</w:t>
+        <w:t xml:space="preserve">This environment was available on SIPR </w:t>
+      </w:r>
+      <w:proofErr w:type="gramStart"/>
+      <w:r>
+        <w:rPr>
+          <w:rFonts w:ascii="Calibri" w:hAnsi="Calibri" w:cs="Calibri"/>
+        </w:rPr>
+        <w:t>networks, and</w:t>
+      </w:r>
+      <w:proofErr w:type="gramEnd"/>
+      <w:r>
+        <w:rPr>
+          <w:rFonts w:ascii="Calibri" w:hAnsi="Calibri" w:cs="Calibri"/>
+        </w:rPr>
+        <w:t xml:space="preserve"> thus allowed analysts</w:t>
       </w:r>
       <w:r>
         <w:rPr>
@@ -2446,11 +2631,19 @@
         </w:rPr>
         <w:t xml:space="preserve"> </w:t>
       </w:r>
-      <w:r>
-        <w:rPr>
-          <w:rFonts w:ascii="Calibri" w:hAnsi="Calibri" w:cs="Calibri"/>
-        </w:rPr>
-        <w:t xml:space="preserve">In particular, we leverage the data science capabilities of the MADE environment </w:t>
+      <w:proofErr w:type="gramStart"/>
+      <w:r>
+        <w:rPr>
+          <w:rFonts w:ascii="Calibri" w:hAnsi="Calibri" w:cs="Calibri"/>
+        </w:rPr>
+        <w:t>In particular, we</w:t>
+      </w:r>
+      <w:proofErr w:type="gramEnd"/>
+      <w:r>
+        <w:rPr>
+          <w:rFonts w:ascii="Calibri" w:hAnsi="Calibri" w:cs="Calibri"/>
+        </w:rPr>
+        <w:t xml:space="preserve"> leverage the data science capabilities of the MADE environment </w:t>
       </w:r>
       <w:r>
         <w:rPr>
@@ -2687,7 +2880,31 @@
         <w:t>T</w:t>
       </w:r>
       <w:r>
-        <w:t>hese mission threads are not focused on one particular technology or one aspect of the Army’s mission, but looks at how AI and other emerging technologies can transform how the Army conducts a variety of missions, from target detection, to fires synchronization, to missile defense and even sustainment operations.</w:t>
+        <w:t xml:space="preserve">hese mission threads are not focused on one </w:t>
+      </w:r>
+      <w:proofErr w:type="gramStart"/>
+      <w:r>
+        <w:t>particular technology</w:t>
+      </w:r>
+      <w:proofErr w:type="gramEnd"/>
+      <w:r>
+        <w:t xml:space="preserve"> or one aspect of the Army’s </w:t>
+      </w:r>
+      <w:proofErr w:type="gramStart"/>
+      <w:r>
+        <w:t>mission, but</w:t>
+      </w:r>
+      <w:proofErr w:type="gramEnd"/>
+      <w:r>
+        <w:t xml:space="preserve"> </w:t>
+      </w:r>
+      <w:proofErr w:type="gramStart"/>
+      <w:r>
+        <w:t>looks</w:t>
+      </w:r>
+      <w:proofErr w:type="gramEnd"/>
+      <w:r>
+        <w:t xml:space="preserve"> at how AI and other emerging technologies can transform how the Army conducts a variety of missions, from target detection, to fires synchronization, to missile defense and even sustainment operations.</w:t>
       </w:r>
       <w:r>
         <w:t xml:space="preserve"> </w:t>
@@ -2707,7 +2924,7 @@
           <w:noProof/>
         </w:rPr>
         <w:drawing>
-          <wp:inline distT="0" distB="0" distL="0" distR="0" wp14:anchorId="447A513F" wp14:editId="1DC891F3">
+          <wp:inline distT="0" distB="0" distL="0" distR="0" wp14:anchorId="447A513F" wp14:editId="5792CD11">
             <wp:extent cx="4209691" cy="3160201"/>
             <wp:effectExtent l="0" t="0" r="635" b="2540"/>
             <wp:docPr id="23" name="Picture 23"/>
@@ -2780,7 +2997,15 @@
     </w:p>
     <w:p>
       <w:r>
-        <w:t xml:space="preserve">This section illustrates how in stride analysis is used to develop visualization and analysis products that provide insight into the </w:t>
+        <w:t xml:space="preserve">This section illustrates </w:t>
+      </w:r>
+      <w:proofErr w:type="gramStart"/>
+      <w:r>
+        <w:t>how in</w:t>
+      </w:r>
+      <w:proofErr w:type="gramEnd"/>
+      <w:r>
+        <w:t xml:space="preserve"> stride analysis is used to develop visualization and analysis products that provide insight into the </w:t>
       </w:r>
       <w:r>
         <w:t>execution various aspects of the PC21 use cases.</w:t>
@@ -2788,11 +3013,24 @@
       <w:r>
         <w:t xml:space="preserve"> </w:t>
       </w:r>
-      <w:r>
-        <w:t xml:space="preserve">In particular, we demonstrate </w:t>
-      </w:r>
-      <w:r>
-        <w:t>new ways to display and analyze the timing of sensor to shooter engagements, the</w:t>
+      <w:proofErr w:type="gramStart"/>
+      <w:r>
+        <w:t>In particular, we</w:t>
+      </w:r>
+      <w:proofErr w:type="gramEnd"/>
+      <w:r>
+        <w:t xml:space="preserve"> demonstrate </w:t>
+      </w:r>
+      <w:r>
+        <w:t xml:space="preserve">new ways to display and analyze the timing of </w:t>
+      </w:r>
+      <w:proofErr w:type="gramStart"/>
+      <w:r>
+        <w:t>sensor</w:t>
+      </w:r>
+      <w:proofErr w:type="gramEnd"/>
+      <w:r>
+        <w:t xml:space="preserve"> to shooter engagements, the</w:t>
       </w:r>
       <w:r>
         <w:t xml:space="preserve"> efficiency of use case</w:t>
@@ -2887,7 +3125,6 @@
           <w:id w:val="-1131173375"/>
           <w:citation/>
         </w:sdtPr>
-        <w:sdtEndPr/>
         <w:sdtContent>
           <w:r>
             <w:rPr>
@@ -3048,7 +3285,21 @@
         <w:rPr>
           <w:bCs/>
         </w:rPr>
-        <w:t xml:space="preserve">his ordering </w:t>
+        <w:t xml:space="preserve">his </w:t>
+      </w:r>
+      <w:proofErr w:type="gramStart"/>
+      <w:r>
+        <w:rPr>
+          <w:bCs/>
+        </w:rPr>
+        <w:t>ordering</w:t>
+      </w:r>
+      <w:proofErr w:type="gramEnd"/>
+      <w:r>
+        <w:rPr>
+          <w:bCs/>
+        </w:rPr>
+        <w:t xml:space="preserve"> </w:t>
       </w:r>
       <w:r>
         <w:rPr>
@@ -3110,11 +3361,19 @@
         </w:rPr>
         <w:t xml:space="preserve">pre-determined </w:t>
       </w:r>
-      <w:r>
-        <w:rPr>
-          <w:bCs/>
-        </w:rPr>
-        <w:t>target then then</w:t>
+      <w:proofErr w:type="gramStart"/>
+      <w:r>
+        <w:rPr>
+          <w:bCs/>
+        </w:rPr>
+        <w:t>target then</w:t>
+      </w:r>
+      <w:proofErr w:type="gramEnd"/>
+      <w:r>
+        <w:rPr>
+          <w:bCs/>
+        </w:rPr>
+        <w:t xml:space="preserve"> then</w:t>
       </w:r>
       <w:r>
         <w:rPr>
@@ -3180,7 +3439,21 @@
         <w:rPr>
           <w:bCs/>
         </w:rPr>
-        <w:t xml:space="preserve">However, with AI decision support systems integrated into the tactical formations, units </w:t>
+        <w:t xml:space="preserve">However, with AI decision support systems integrated into </w:t>
+      </w:r>
+      <w:proofErr w:type="gramStart"/>
+      <w:r>
+        <w:rPr>
+          <w:bCs/>
+        </w:rPr>
+        <w:t>the tactical</w:t>
+      </w:r>
+      <w:proofErr w:type="gramEnd"/>
+      <w:r>
+        <w:rPr>
+          <w:bCs/>
+        </w:rPr>
+        <w:t xml:space="preserve"> formations, units </w:t>
       </w:r>
       <w:r>
         <w:rPr>
@@ -3441,7 +3714,21 @@
         <w:rPr>
           <w:bCs/>
         </w:rPr>
-        <w:t xml:space="preserve">the development of Arrow Charts were a useful way to illustrate the timing information </w:t>
+        <w:t xml:space="preserve">the development of Arrow Charts </w:t>
+      </w:r>
+      <w:proofErr w:type="gramStart"/>
+      <w:r>
+        <w:rPr>
+          <w:bCs/>
+        </w:rPr>
+        <w:t>were</w:t>
+      </w:r>
+      <w:proofErr w:type="gramEnd"/>
+      <w:r>
+        <w:rPr>
+          <w:bCs/>
+        </w:rPr>
+        <w:t xml:space="preserve"> a useful way to illustrate the timing information </w:t>
       </w:r>
       <w:r>
         <w:rPr>
@@ -3602,7 +3889,21 @@
         <w:rPr>
           <w:bCs/>
         </w:rPr>
-        <w:t>This arrow chart formulation provided numerous benefits</w:t>
+        <w:t xml:space="preserve">This arrow </w:t>
+      </w:r>
+      <w:proofErr w:type="gramStart"/>
+      <w:r>
+        <w:rPr>
+          <w:bCs/>
+        </w:rPr>
+        <w:t>chart formulation</w:t>
+      </w:r>
+      <w:proofErr w:type="gramEnd"/>
+      <w:r>
+        <w:rPr>
+          <w:bCs/>
+        </w:rPr>
+        <w:t xml:space="preserve"> provided numerous benefits</w:t>
       </w:r>
       <w:r>
         <w:rPr>
@@ -3792,7 +4093,21 @@
         <w:rPr>
           <w:bCs/>
         </w:rPr>
-        <w:t xml:space="preserve">igital ExCheck excel documents, it could be generated within an hour of </w:t>
+        <w:t xml:space="preserve">igital </w:t>
+      </w:r>
+      <w:proofErr w:type="spellStart"/>
+      <w:r>
+        <w:rPr>
+          <w:bCs/>
+        </w:rPr>
+        <w:t>ExCheck</w:t>
+      </w:r>
+      <w:proofErr w:type="spellEnd"/>
+      <w:r>
+        <w:rPr>
+          <w:bCs/>
+        </w:rPr>
+        <w:t xml:space="preserve"> excel documents, it could be generated within an hour of </w:t>
       </w:r>
       <w:r>
         <w:rPr>
@@ -3941,13 +4256,41 @@
         <w:rPr>
           <w:bCs/>
         </w:rPr>
-        <w:t xml:space="preserve">While the Digital ExCheck documents provide the key timing data to visualize and analyze the timing of the D3A phases of PC21 use cases, </w:t>
-      </w:r>
-      <w:r>
-        <w:rPr>
-          <w:bCs/>
-        </w:rPr>
-        <w:t xml:space="preserve">the complete ExCheck documents captured up to 300 unique timing </w:t>
+        <w:t xml:space="preserve">While the Digital </w:t>
+      </w:r>
+      <w:proofErr w:type="spellStart"/>
+      <w:r>
+        <w:rPr>
+          <w:bCs/>
+        </w:rPr>
+        <w:t>ExCheck</w:t>
+      </w:r>
+      <w:proofErr w:type="spellEnd"/>
+      <w:r>
+        <w:rPr>
+          <w:bCs/>
+        </w:rPr>
+        <w:t xml:space="preserve"> documents provide the key timing data to visualize and analyze the timing of the D3A phases of PC21 use cases, </w:t>
+      </w:r>
+      <w:r>
+        <w:rPr>
+          <w:bCs/>
+        </w:rPr>
+        <w:t xml:space="preserve">the complete </w:t>
+      </w:r>
+      <w:proofErr w:type="spellStart"/>
+      <w:r>
+        <w:rPr>
+          <w:bCs/>
+        </w:rPr>
+        <w:t>ExCheck</w:t>
+      </w:r>
+      <w:proofErr w:type="spellEnd"/>
+      <w:r>
+        <w:rPr>
+          <w:bCs/>
+        </w:rPr>
+        <w:t xml:space="preserve"> documents captured up to 300 unique timing </w:t>
       </w:r>
       <w:r>
         <w:rPr>
@@ -3978,7 +4321,21 @@
         <w:rPr>
           <w:bCs/>
         </w:rPr>
-        <w:t>analysis and picture of the use case execution.</w:t>
+        <w:t xml:space="preserve">analysis and picture of the </w:t>
+      </w:r>
+      <w:proofErr w:type="gramStart"/>
+      <w:r>
+        <w:rPr>
+          <w:bCs/>
+        </w:rPr>
+        <w:t>use</w:t>
+      </w:r>
+      <w:proofErr w:type="gramEnd"/>
+      <w:r>
+        <w:rPr>
+          <w:bCs/>
+        </w:rPr>
+        <w:t xml:space="preserve"> case execution.</w:t>
       </w:r>
       <w:r>
         <w:rPr>
@@ -4154,7 +4511,15 @@
         <w:t xml:space="preserve"> A notional</w:t>
       </w:r>
       <w:r>
-        <w:t xml:space="preserve"> Use Case Execution Collection Summary</w:t>
+        <w:t xml:space="preserve"> Use </w:t>
+      </w:r>
+      <w:proofErr w:type="gramStart"/>
+      <w:r>
+        <w:t>Case Execution</w:t>
+      </w:r>
+      <w:proofErr w:type="gramEnd"/>
+      <w:r>
+        <w:t xml:space="preserve"> Collection Summary</w:t>
       </w:r>
       <w:r>
         <w:t xml:space="preserve"> diagram, which uses the timing of execution checklist tasks to illuminate trends within and between </w:t>
@@ -4231,7 +4596,21 @@
         <w:rPr>
           <w:bCs/>
         </w:rPr>
-        <w:t xml:space="preserve"> use cases.</w:t>
+        <w:t xml:space="preserve"> use </w:t>
+      </w:r>
+      <w:proofErr w:type="gramStart"/>
+      <w:r>
+        <w:rPr>
+          <w:bCs/>
+        </w:rPr>
+        <w:t>cases</w:t>
+      </w:r>
+      <w:proofErr w:type="gramEnd"/>
+      <w:r>
+        <w:rPr>
+          <w:bCs/>
+        </w:rPr>
+        <w:t>.</w:t>
       </w:r>
       <w:r>
         <w:rPr>
@@ -4310,7 +4689,21 @@
         <w:rPr>
           <w:bCs/>
         </w:rPr>
-        <w:t xml:space="preserve">was especially useful for project convergence, which placed a heavy emphasis on demonstrating and testing the interoperability </w:t>
+        <w:t xml:space="preserve">was especially useful for project convergence, which placed </w:t>
+      </w:r>
+      <w:proofErr w:type="gramStart"/>
+      <w:r>
+        <w:rPr>
+          <w:bCs/>
+        </w:rPr>
+        <w:t>a heavy</w:t>
+      </w:r>
+      <w:proofErr w:type="gramEnd"/>
+      <w:r>
+        <w:rPr>
+          <w:bCs/>
+        </w:rPr>
+        <w:t xml:space="preserve"> emphasis on demonstrating and testing the interoperability </w:t>
       </w:r>
       <w:r>
         <w:rPr>
@@ -4370,7 +4763,21 @@
         <w:rPr>
           <w:bCs/>
         </w:rPr>
-        <w:t xml:space="preserve">the issues and collection gaps highlighted in the ExCheck </w:t>
+        <w:t xml:space="preserve">the issues and collection gaps highlighted in the </w:t>
+      </w:r>
+      <w:proofErr w:type="spellStart"/>
+      <w:r>
+        <w:rPr>
+          <w:bCs/>
+        </w:rPr>
+        <w:t>ExCheck</w:t>
+      </w:r>
+      <w:proofErr w:type="spellEnd"/>
+      <w:r>
+        <w:rPr>
+          <w:bCs/>
+        </w:rPr>
+        <w:t xml:space="preserve"> </w:t>
       </w:r>
       <w:r>
         <w:rPr>
@@ -4382,7 +4789,21 @@
         <w:rPr>
           <w:bCs/>
         </w:rPr>
-        <w:t xml:space="preserve"> Diagram provide immediate feedback to potential </w:t>
+        <w:t xml:space="preserve"> Diagram provide immediate feedback </w:t>
+      </w:r>
+      <w:proofErr w:type="gramStart"/>
+      <w:r>
+        <w:rPr>
+          <w:bCs/>
+        </w:rPr>
+        <w:t>to</w:t>
+      </w:r>
+      <w:proofErr w:type="gramEnd"/>
+      <w:r>
+        <w:rPr>
+          <w:bCs/>
+        </w:rPr>
+        <w:t xml:space="preserve"> potential </w:t>
       </w:r>
       <w:r>
         <w:rPr>
@@ -4408,7 +4829,21 @@
           <w:bCs/>
         </w:rPr>
         <w:lastRenderedPageBreak/>
-        <w:t>Another common use for the ExCheck Collection Diagram was to view trends within and between the use case runs.</w:t>
+        <w:t xml:space="preserve">Another common use for the </w:t>
+      </w:r>
+      <w:proofErr w:type="spellStart"/>
+      <w:r>
+        <w:rPr>
+          <w:bCs/>
+        </w:rPr>
+        <w:t>ExCheck</w:t>
+      </w:r>
+      <w:proofErr w:type="spellEnd"/>
+      <w:r>
+        <w:rPr>
+          <w:bCs/>
+        </w:rPr>
+        <w:t xml:space="preserve"> Collection Diagram was to view trends within and between the use case runs.</w:t>
       </w:r>
       <w:r>
         <w:rPr>
@@ -4438,13 +4873,27 @@
         <w:rPr>
           <w:bCs/>
         </w:rPr>
-        <w:t xml:space="preserve">In this notional example, it is clear that </w:t>
-      </w:r>
-      <w:r>
-        <w:rPr>
-          <w:bCs/>
-        </w:rPr>
-        <w:t xml:space="preserve">the experiment was executed more quickly each time, which could </w:t>
+        <w:t xml:space="preserve">In this notional example, </w:t>
+      </w:r>
+      <w:proofErr w:type="gramStart"/>
+      <w:r>
+        <w:rPr>
+          <w:bCs/>
+        </w:rPr>
+        <w:t xml:space="preserve">it is clear that </w:t>
+      </w:r>
+      <w:r>
+        <w:rPr>
+          <w:bCs/>
+        </w:rPr>
+        <w:t>the</w:t>
+      </w:r>
+      <w:proofErr w:type="gramEnd"/>
+      <w:r>
+        <w:rPr>
+          <w:bCs/>
+        </w:rPr>
+        <w:t xml:space="preserve"> experiment was executed more quickly each time, which could </w:t>
       </w:r>
       <w:r>
         <w:rPr>
@@ -4498,7 +4947,21 @@
         <w:rPr>
           <w:bCs/>
         </w:rPr>
-        <w:t xml:space="preserve">Since this diagram, like the arrow charts, is built solely off of the </w:t>
+        <w:t xml:space="preserve">Since this diagram, like the arrow charts, is built solely </w:t>
+      </w:r>
+      <w:proofErr w:type="gramStart"/>
+      <w:r>
+        <w:rPr>
+          <w:bCs/>
+        </w:rPr>
+        <w:t>off of</w:t>
+      </w:r>
+      <w:proofErr w:type="gramEnd"/>
+      <w:r>
+        <w:rPr>
+          <w:bCs/>
+        </w:rPr>
+        <w:t xml:space="preserve"> the </w:t>
       </w:r>
       <w:r>
         <w:rPr>
@@ -4510,7 +4973,21 @@
         <w:rPr>
           <w:bCs/>
         </w:rPr>
-        <w:t xml:space="preserve"> ExCheck documents, it </w:t>
+        <w:t xml:space="preserve"> </w:t>
+      </w:r>
+      <w:proofErr w:type="spellStart"/>
+      <w:r>
+        <w:rPr>
+          <w:bCs/>
+        </w:rPr>
+        <w:t>ExCheck</w:t>
+      </w:r>
+      <w:proofErr w:type="spellEnd"/>
+      <w:r>
+        <w:rPr>
+          <w:bCs/>
+        </w:rPr>
+        <w:t xml:space="preserve"> documents, it </w:t>
       </w:r>
       <w:r>
         <w:rPr>
@@ -4547,13 +5024,34 @@
         </w:rPr>
       </w:pPr>
       <w:r>
-        <w:t>While the first two analysis products were built off of the</w:t>
-      </w:r>
-      <w:r>
-        <w:t xml:space="preserve"> manually-collected</w:t>
-      </w:r>
-      <w:r>
-        <w:t xml:space="preserve"> Digital ExCheck </w:t>
+        <w:t xml:space="preserve">While the first two analysis products were built </w:t>
+      </w:r>
+      <w:proofErr w:type="gramStart"/>
+      <w:r>
+        <w:t>off of</w:t>
+      </w:r>
+      <w:proofErr w:type="gramEnd"/>
+      <w:r>
+        <w:t xml:space="preserve"> the</w:t>
+      </w:r>
+      <w:r>
+        <w:t xml:space="preserve"> </w:t>
+      </w:r>
+      <w:proofErr w:type="gramStart"/>
+      <w:r>
+        <w:t>manually-collected</w:t>
+      </w:r>
+      <w:proofErr w:type="gramEnd"/>
+      <w:r>
+        <w:t xml:space="preserve"> Digital </w:t>
+      </w:r>
+      <w:proofErr w:type="spellStart"/>
+      <w:r>
+        <w:t>ExCheck</w:t>
+      </w:r>
+      <w:proofErr w:type="spellEnd"/>
+      <w:r>
+        <w:t xml:space="preserve"> </w:t>
       </w:r>
       <w:r>
         <w:t xml:space="preserve">data, we next explore how we can use the reduced packet capture data to build </w:t>
@@ -4787,7 +5285,15 @@
         <w:t xml:space="preserve"> </w:t>
       </w:r>
       <w:r>
-        <w:t xml:space="preserve">While many centrality measures could be used, we chose this one as it gives a good indication of how critical each node is to enabling </w:t>
+        <w:t xml:space="preserve">While many centrality measures could be used, we chose this one as it gives a good indication of how critical each node is to </w:t>
+      </w:r>
+      <w:proofErr w:type="gramStart"/>
+      <w:r>
+        <w:t>enabling</w:t>
+      </w:r>
+      <w:proofErr w:type="gramEnd"/>
+      <w:r>
+        <w:t xml:space="preserve"> </w:t>
       </w:r>
       <w:r>
         <w:t>information flow across the network while providing connections to all the network nodes.</w:t>
@@ -4868,7 +5374,7 @@
           <w:noProof/>
         </w:rPr>
         <w:drawing>
-          <wp:inline distT="0" distB="0" distL="0" distR="0" wp14:anchorId="6F51B75C" wp14:editId="5D944FDC">
+          <wp:inline distT="0" distB="0" distL="0" distR="0" wp14:anchorId="6F51B75C" wp14:editId="08344048">
             <wp:extent cx="4352925" cy="3328406"/>
             <wp:effectExtent l="0" t="0" r="0" b="5715"/>
             <wp:docPr id="2" name="Picture 2"/>
@@ -5050,8 +5556,13 @@
       <w:r>
         <w:t xml:space="preserve"> during Project Convergence </w:t>
       </w:r>
-      <w:r>
-        <w:t xml:space="preserve">are comments by observer/analysts </w:t>
+      <w:proofErr w:type="gramStart"/>
+      <w:r>
+        <w:t>are</w:t>
+      </w:r>
+      <w:proofErr w:type="gramEnd"/>
+      <w:r>
+        <w:t xml:space="preserve"> comments by observer/analysts </w:t>
       </w:r>
       <w:r>
         <w:t xml:space="preserve">(O/As) </w:t>
@@ -5085,7 +5596,15 @@
         <w:t xml:space="preserve">As subject matter experts on the tactical </w:t>
       </w:r>
       <w:r>
-        <w:t xml:space="preserve">setting or in the technological domain, the O/A’s </w:t>
+        <w:t>setting or in the technological domain, the O/</w:t>
+      </w:r>
+      <w:proofErr w:type="gramStart"/>
+      <w:r>
+        <w:t>A’s</w:t>
+      </w:r>
+      <w:proofErr w:type="gramEnd"/>
+      <w:r>
+        <w:t xml:space="preserve"> </w:t>
       </w:r>
       <w:r>
         <w:t>were able to provide valuable insights into the performance of individual technologies or</w:t>
@@ -5100,10 +5619,31 @@
         <w:t xml:space="preserve"> </w:t>
       </w:r>
       <w:r>
-        <w:t>Once these comments were collected, there were handed off to a data entry specialists</w:t>
-      </w:r>
-      <w:r>
-        <w:t>, and then entered into the appropriate data repository based on the classification level.</w:t>
+        <w:t xml:space="preserve">Once these comments were collected, </w:t>
+      </w:r>
+      <w:proofErr w:type="gramStart"/>
+      <w:r>
+        <w:t>there</w:t>
+      </w:r>
+      <w:proofErr w:type="gramEnd"/>
+      <w:r>
+        <w:t xml:space="preserve"> were handed off to a data entry </w:t>
+      </w:r>
+      <w:proofErr w:type="gramStart"/>
+      <w:r>
+        <w:t>specialists</w:t>
+      </w:r>
+      <w:proofErr w:type="gramEnd"/>
+      <w:r>
+        <w:t xml:space="preserve">, and then </w:t>
+      </w:r>
+      <w:proofErr w:type="gramStart"/>
+      <w:r>
+        <w:t>entered into</w:t>
+      </w:r>
+      <w:proofErr w:type="gramEnd"/>
+      <w:r>
+        <w:t xml:space="preserve"> the appropriate data repository based on the classification level.</w:t>
       </w:r>
       <w:r>
         <w:t xml:space="preserve"> </w:t>
@@ -5114,10 +5654,18 @@
         <w:t xml:space="preserve">Crucially, these O/A comments were available for analysis within hours or </w:t>
       </w:r>
       <w:r>
-        <w:t>the next day</w:t>
-      </w:r>
-      <w:r>
-        <w:t xml:space="preserve">, and thus provided a valuable opportunity to provide in stride analysis </w:t>
+        <w:t xml:space="preserve">the next </w:t>
+      </w:r>
+      <w:proofErr w:type="gramStart"/>
+      <w:r>
+        <w:t>day</w:t>
+      </w:r>
+      <w:r>
+        <w:t>, and</w:t>
+      </w:r>
+      <w:proofErr w:type="gramEnd"/>
+      <w:r>
+        <w:t xml:space="preserve"> thus provided a valuable opportunity to provide in stride analysis </w:t>
       </w:r>
       <w:r>
         <w:t>into system performance during use case runs.</w:t>
@@ -5129,7 +5677,23 @@
         <w:t xml:space="preserve">While the natural language processing (NLP) capacities were limited on classified networks, </w:t>
       </w:r>
       <w:r>
-        <w:t xml:space="preserve">we were able to utilized the SentimentAnalysis package from the R ecosystem to provide preliminary analysis </w:t>
+        <w:t xml:space="preserve">we were able to </w:t>
+      </w:r>
+      <w:proofErr w:type="gramStart"/>
+      <w:r>
+        <w:t>utilized</w:t>
+      </w:r>
+      <w:proofErr w:type="gramEnd"/>
+      <w:r>
+        <w:t xml:space="preserve"> the </w:t>
+      </w:r>
+      <w:proofErr w:type="spellStart"/>
+      <w:r>
+        <w:t>SentimentAnalysis</w:t>
+      </w:r>
+      <w:proofErr w:type="spellEnd"/>
+      <w:r>
+        <w:t xml:space="preserve"> package from the R ecosystem to provide preliminary analysis </w:t>
       </w:r>
       <w:r>
         <w:t>regarding whether the O/As has positive or negative assessment of each technology under evaluation.</w:t>
@@ -5322,7 +5886,6 @@
           <w:id w:val="97610342"/>
           <w:citation/>
         </w:sdtPr>
-        <w:sdtEndPr/>
         <w:sdtContent>
           <w:r>
             <w:fldChar w:fldCharType="begin"/>
@@ -5439,7 +6002,21 @@
         <w:rPr>
           <w:bCs/>
         </w:rPr>
-        <w:t xml:space="preserve">stride analysis provided during the PC experiment can not only inform senior leaders on the performance of the systems under evaluation, but </w:t>
+        <w:t xml:space="preserve">stride analysis provided during the PC experiment can not only inform senior leaders on the performance of the systems under </w:t>
+      </w:r>
+      <w:proofErr w:type="gramStart"/>
+      <w:r>
+        <w:rPr>
+          <w:bCs/>
+        </w:rPr>
+        <w:t>evaluation, but</w:t>
+      </w:r>
+      <w:proofErr w:type="gramEnd"/>
+      <w:r>
+        <w:rPr>
+          <w:bCs/>
+        </w:rPr>
+        <w:t xml:space="preserve"> </w:t>
       </w:r>
       <w:r>
         <w:rPr>
@@ -5771,7 +6348,21 @@
         <w:rPr>
           <w:bCs/>
         </w:rPr>
-        <w:t xml:space="preserve">Ultimately this type of in stride analysis </w:t>
+        <w:t xml:space="preserve">Ultimately this type of </w:t>
+      </w:r>
+      <w:proofErr w:type="gramStart"/>
+      <w:r>
+        <w:rPr>
+          <w:bCs/>
+        </w:rPr>
+        <w:t>in stride</w:t>
+      </w:r>
+      <w:proofErr w:type="gramEnd"/>
+      <w:r>
+        <w:rPr>
+          <w:bCs/>
+        </w:rPr>
+        <w:t xml:space="preserve"> analysis </w:t>
       </w:r>
       <w:r>
         <w:rPr>
@@ -5843,7 +6434,6 @@
           <w:docPartUnique/>
         </w:docPartObj>
       </w:sdtPr>
-      <w:sdtEndPr/>
       <w:sdtContent>
         <w:p>
           <w:pPr>
@@ -5858,7 +6448,6 @@
             <w:id w:val="-573587230"/>
             <w:bibliography/>
           </w:sdtPr>
-          <w:sdtEndPr/>
           <w:sdtContent>
             <w:p>
               <w:pPr>
@@ -6467,6 +7056,7 @@
                 <w:szCs w:val="24"/>
               </w:rPr>
             </w:pPr>
+            <w:proofErr w:type="spellStart"/>
             <w:r>
               <w:rPr>
                 <w:color w:val="000000"/>
@@ -6474,6 +7064,7 @@
               </w:rPr>
               <w:t>ExCheck</w:t>
             </w:r>
+            <w:proofErr w:type="spellEnd"/>
           </w:p>
         </w:tc>
         <w:tc>
@@ -6617,12 +7208,21 @@
                 <w:szCs w:val="24"/>
               </w:rPr>
             </w:pPr>
+            <w:proofErr w:type="gramStart"/>
             <w:r>
               <w:rPr>
                 <w:color w:val="000000"/>
                 <w:szCs w:val="24"/>
               </w:rPr>
-              <w:t>High Performance Computing</w:t>
+              <w:t>High Performance</w:t>
+            </w:r>
+            <w:proofErr w:type="gramEnd"/>
+            <w:r>
+              <w:rPr>
+                <w:color w:val="000000"/>
+                <w:szCs w:val="24"/>
+              </w:rPr>
+              <w:t xml:space="preserve"> Computing</w:t>
             </w:r>
           </w:p>
         </w:tc>
@@ -6680,8 +7280,13 @@
             <w:pPr>
               <w:spacing w:before="40" w:after="0"/>
             </w:pPr>
+            <w:proofErr w:type="gramStart"/>
             <w:r>
-              <w:t>Joint All Domain Command and Control</w:t>
+              <w:t>Joint</w:t>
+            </w:r>
+            <w:proofErr w:type="gramEnd"/>
+            <w:r>
+              <w:t xml:space="preserve"> All Domain Command and Control</w:t>
             </w:r>
           </w:p>
           <w:p>
